--- a/inst/captions/suitability_trend_caption.docx
+++ b/inst/captions/suitability_trend_caption.docx
@@ -17,7 +17,7 @@
           <w:sz w:val="24"/>
           <w:szCs w:val="24"/>
         </w:rPr>
-        <w:t>CLIMATIC SUITABILITY TRENDS. The left panel shows the per-cell Theil-Sen trend in climatic suitability across the modeled extent over the study period. Green indicates increasing suitability; red indicates decreasing suitability. The right panel shows the trend in the rate of suitability change over the same period, identifying areas where change is accelerating or decelerating. The black outline delineates the USGS GAP range boundary for the species.</w:t>
+        <w:t>CLIMATIC SUITABILITY TRENDS. The left panel shows the per-cell Theil-Sen trend in climatic suitability across the modeled extent over the study period. Green indicates increasing suitability; red indicates decreasing suitability. The right panel shows the change trend, the Theil-Sen trend in successive changes in suitability over the same period. Green indicates that successive changes grew more positive, as gains strengthened or losses eased; red indicates that they grew more negative, as gains faded or losses steepened. The black outline delineates the USGS GAP range boundary for the species.</w:t>
       </w:r>
     </w:p>
     <w:sectPr>
